--- a/角色设定/性格/00_索引.docx
+++ b/角色设定/性格/00_索引.docx
@@ -256,7 +256,7 @@
                 <w:b w:val="0"/>
                 <w:sz w:val="19"/>
               </w:rPr>
-              <w:t>同时给方案画了图、配了乐，回来才发现标题还没定。</w:t>
+              <w:t>背靠 Google 生态的大资料库，能快速找到跨模态线索，却得提醒自己“搜到”不等于“证实”。</w:t>
             </w:r>
           </w:p>
         </w:tc>
@@ -274,7 +274,7 @@
                 <w:b w:val="0"/>
                 <w:sz w:val="19"/>
               </w:rPr>
-              <w:t>多模态切换候选</w:t>
+              <w:t>资料索引与多模态切换候选</w:t>
             </w:r>
           </w:p>
         </w:tc>
